--- a/Laptops/20- Laptop Sections.docx
+++ b/Laptops/20- Laptop Sections.docx
@@ -976,6 +976,11 @@
     </w:tbl>
     <w:p/>
     <w:p>
+      <w:pPr>
+        <w:rPr>
+          <w:rFonts w:ascii="Segoe UI Emoji" w:hAnsi="Segoe UI Emoji" w:cs="Segoe UI Emoji"/>
+        </w:rPr>
+      </w:pPr>
       <w:r>
         <w:t>Agar laptop bilkul dead hai →</w:t>
       </w:r>
@@ -1001,6 +1006,444 @@
           <w:rFonts w:ascii="Segoe UI Emoji" w:hAnsi="Segoe UI Emoji" w:cs="Segoe UI Emoji"/>
         </w:rPr>
         <w:t>🔧</w:t>
+      </w:r>
+    </w:p>
+    <w:p>
+      <w:pPr>
+        <w:rPr>
+          <w:rFonts w:ascii="Segoe UI Emoji" w:hAnsi="Segoe UI Emoji" w:cs="Segoe UI Emoji"/>
+        </w:rPr>
+      </w:pPr>
+      <w:r>
+        <w:rPr>
+          <w:rFonts w:ascii="Segoe UI Emoji" w:hAnsi="Segoe UI Emoji" w:cs="Segoe UI Emoji"/>
+        </w:rPr>
+        <w:drawing>
+          <wp:inline distT="0" distB="0" distL="0" distR="0" wp14:anchorId="2E8D155C" wp14:editId="16B1D600">
+            <wp:extent cx="6548120" cy="3042920"/>
+            <wp:effectExtent l="0" t="0" r="5080" b="5080"/>
+            <wp:docPr id="2" name="Picture 2"/>
+            <wp:cNvGraphicFramePr>
+              <a:graphicFrameLocks xmlns:a="http://schemas.openxmlformats.org/drawingml/2006/main" noChangeAspect="1"/>
+            </wp:cNvGraphicFramePr>
+            <a:graphic xmlns:a="http://schemas.openxmlformats.org/drawingml/2006/main">
+              <a:graphicData uri="http://schemas.openxmlformats.org/drawingml/2006/picture">
+                <pic:pic xmlns:pic="http://schemas.openxmlformats.org/drawingml/2006/picture">
+                  <pic:nvPicPr>
+                    <pic:cNvPr id="1" name=""/>
+                    <pic:cNvPicPr/>
+                  </pic:nvPicPr>
+                  <pic:blipFill>
+                    <a:blip r:embed="rId4"/>
+                    <a:stretch>
+                      <a:fillRect/>
+                    </a:stretch>
+                  </pic:blipFill>
+                  <pic:spPr>
+                    <a:xfrm>
+                      <a:off x="0" y="0"/>
+                      <a:ext cx="6548120" cy="3042920"/>
+                    </a:xfrm>
+                    <a:prstGeom prst="rect">
+                      <a:avLst/>
+                    </a:prstGeom>
+                  </pic:spPr>
+                </pic:pic>
+              </a:graphicData>
+            </a:graphic>
+          </wp:inline>
+        </w:drawing>
+      </w:r>
+    </w:p>
+    <w:p>
+      <w:pPr>
+        <w:pStyle w:val="Heading2"/>
+      </w:pPr>
+      <w:r>
+        <w:t>Identify karne ke Rules (Use-Case)</w:t>
+      </w:r>
+    </w:p>
+    <w:tbl>
+      <w:tblPr>
+        <w:tblW w:w="10041" w:type="dxa"/>
+        <w:tblCellSpacing w:w="15" w:type="dxa"/>
+        <w:tblBorders>
+          <w:top w:val="single" w:sz="4" w:space="0" w:color="auto"/>
+          <w:left w:val="single" w:sz="4" w:space="0" w:color="auto"/>
+          <w:bottom w:val="single" w:sz="4" w:space="0" w:color="auto"/>
+          <w:right w:val="single" w:sz="4" w:space="0" w:color="auto"/>
+          <w:insideH w:val="single" w:sz="4" w:space="0" w:color="auto"/>
+          <w:insideV w:val="single" w:sz="4" w:space="0" w:color="auto"/>
+        </w:tblBorders>
+        <w:tblCellMar>
+          <w:top w:w="15" w:type="dxa"/>
+          <w:left w:w="15" w:type="dxa"/>
+          <w:bottom w:w="15" w:type="dxa"/>
+          <w:right w:w="15" w:type="dxa"/>
+        </w:tblCellMar>
+        <w:tblLook w:val="04A0" w:firstRow="1" w:lastRow="0" w:firstColumn="1" w:lastColumn="0" w:noHBand="0" w:noVBand="1"/>
+      </w:tblPr>
+      <w:tblGrid>
+        <w:gridCol w:w="5770"/>
+        <w:gridCol w:w="4271"/>
+      </w:tblGrid>
+      <w:tr>
+        <w:trPr>
+          <w:trHeight w:val="435"/>
+          <w:tblHeader/>
+          <w:tblCellSpacing w:w="15" w:type="dxa"/>
+        </w:trPr>
+        <w:tc>
+          <w:tcPr>
+            <w:tcW w:w="0" w:type="auto"/>
+            <w:vAlign w:val="center"/>
+            <w:hideMark/>
+          </w:tcPr>
+          <w:p>
+            <w:pPr>
+              <w:jc w:val="center"/>
+              <w:rPr>
+                <w:b/>
+                <w:bCs/>
+              </w:rPr>
+            </w:pPr>
+            <w:r>
+              <w:rPr>
+                <w:b/>
+                <w:bCs/>
+              </w:rPr>
+              <w:lastRenderedPageBreak/>
+              <w:t>Kya dikhe</w:t>
+            </w:r>
+          </w:p>
+        </w:tc>
+        <w:tc>
+          <w:tcPr>
+            <w:tcW w:w="0" w:type="auto"/>
+            <w:vAlign w:val="center"/>
+            <w:hideMark/>
+          </w:tcPr>
+          <w:p>
+            <w:pPr>
+              <w:jc w:val="center"/>
+              <w:rPr>
+                <w:b/>
+                <w:bCs/>
+              </w:rPr>
+            </w:pPr>
+            <w:r>
+              <w:rPr>
+                <w:b/>
+                <w:bCs/>
+              </w:rPr>
+              <w:t>Matlab kaunsa section</w:t>
+            </w:r>
+          </w:p>
+        </w:tc>
+      </w:tr>
+      <w:tr>
+        <w:trPr>
+          <w:trHeight w:val="421"/>
+          <w:tblCellSpacing w:w="15" w:type="dxa"/>
+        </w:trPr>
+        <w:tc>
+          <w:tcPr>
+            <w:tcW w:w="0" w:type="auto"/>
+            <w:vAlign w:val="center"/>
+            <w:hideMark/>
+          </w:tcPr>
+          <w:p>
+            <w:r>
+              <w:t>Coil + 2 MOSFET + PWM IC</w:t>
+            </w:r>
+          </w:p>
+        </w:tc>
+        <w:tc>
+          <w:tcPr>
+            <w:tcW w:w="0" w:type="auto"/>
+            <w:vAlign w:val="center"/>
+            <w:hideMark/>
+          </w:tcPr>
+          <w:p>
+            <w:r>
+              <w:rPr>
+                <w:rStyle w:val="Strong"/>
+              </w:rPr>
+              <w:t>CPU / GPU Buck Section</w:t>
+            </w:r>
+          </w:p>
+        </w:tc>
+      </w:tr>
+      <w:tr>
+        <w:trPr>
+          <w:trHeight w:val="435"/>
+          <w:tblCellSpacing w:w="15" w:type="dxa"/>
+        </w:trPr>
+        <w:tc>
+          <w:tcPr>
+            <w:tcW w:w="0" w:type="auto"/>
+            <w:vAlign w:val="center"/>
+            <w:hideMark/>
+          </w:tcPr>
+          <w:p>
+            <w:r>
+              <w:t>Coil + 1 MOSFET + diode</w:t>
+            </w:r>
+          </w:p>
+        </w:tc>
+        <w:tc>
+          <w:tcPr>
+            <w:tcW w:w="0" w:type="auto"/>
+            <w:vAlign w:val="center"/>
+            <w:hideMark/>
+          </w:tcPr>
+          <w:p>
+            <w:r>
+              <w:rPr>
+                <w:rStyle w:val="Strong"/>
+              </w:rPr>
+              <w:t>Normal Buck (3V / 5V)</w:t>
+            </w:r>
+          </w:p>
+        </w:tc>
+      </w:tr>
+      <w:tr>
+        <w:trPr>
+          <w:trHeight w:val="421"/>
+          <w:tblCellSpacing w:w="15" w:type="dxa"/>
+        </w:trPr>
+        <w:tc>
+          <w:tcPr>
+            <w:tcW w:w="0" w:type="auto"/>
+            <w:vAlign w:val="center"/>
+            <w:hideMark/>
+          </w:tcPr>
+          <w:p>
+            <w:r>
+              <w:t>3-pin IC likha ho 1.8V / 2.5V</w:t>
+            </w:r>
+          </w:p>
+        </w:tc>
+        <w:tc>
+          <w:tcPr>
+            <w:tcW w:w="0" w:type="auto"/>
+            <w:vAlign w:val="center"/>
+            <w:hideMark/>
+          </w:tcPr>
+          <w:p>
+            <w:r>
+              <w:rPr>
+                <w:rStyle w:val="Strong"/>
+              </w:rPr>
+              <w:t>LDO Section</w:t>
+            </w:r>
+          </w:p>
+        </w:tc>
+      </w:tr>
+      <w:tr>
+        <w:trPr>
+          <w:trHeight w:val="421"/>
+          <w:tblCellSpacing w:w="15" w:type="dxa"/>
+        </w:trPr>
+        <w:tc>
+          <w:tcPr>
+            <w:tcW w:w="0" w:type="auto"/>
+            <w:vAlign w:val="center"/>
+            <w:hideMark/>
+          </w:tcPr>
+          <w:p>
+            <w:r>
+              <w:t>“VIN, ACDET, CMSRC” pins</w:t>
+            </w:r>
+          </w:p>
+        </w:tc>
+        <w:tc>
+          <w:tcPr>
+            <w:tcW w:w="0" w:type="auto"/>
+            <w:vAlign w:val="center"/>
+            <w:hideMark/>
+          </w:tcPr>
+          <w:p>
+            <w:r>
+              <w:rPr>
+                <w:rStyle w:val="Strong"/>
+              </w:rPr>
+              <w:t>Charging Section</w:t>
+            </w:r>
+          </w:p>
+        </w:tc>
+      </w:tr>
+      <w:tr>
+        <w:trPr>
+          <w:trHeight w:val="435"/>
+          <w:tblCellSpacing w:w="15" w:type="dxa"/>
+        </w:trPr>
+        <w:tc>
+          <w:tcPr>
+            <w:tcW w:w="0" w:type="auto"/>
+            <w:vAlign w:val="center"/>
+            <w:hideMark/>
+          </w:tcPr>
+          <w:p>
+            <w:r>
+              <w:t>Voltage name: +3VALW, +5VALW</w:t>
+            </w:r>
+          </w:p>
+        </w:tc>
+        <w:tc>
+          <w:tcPr>
+            <w:tcW w:w="0" w:type="auto"/>
+            <w:vAlign w:val="center"/>
+            <w:hideMark/>
+          </w:tcPr>
+          <w:p>
+            <w:r>
+              <w:rPr>
+                <w:rStyle w:val="Strong"/>
+              </w:rPr>
+              <w:t>Always Power Section</w:t>
+            </w:r>
+          </w:p>
+        </w:tc>
+      </w:tr>
+      <w:tr>
+        <w:trPr>
+          <w:trHeight w:val="421"/>
+          <w:tblCellSpacing w:w="15" w:type="dxa"/>
+        </w:trPr>
+        <w:tc>
+          <w:tcPr>
+            <w:tcW w:w="0" w:type="auto"/>
+            <w:vAlign w:val="center"/>
+            <w:hideMark/>
+          </w:tcPr>
+          <w:p>
+            <w:r>
+              <w:t>“EC”, “KBC”, “KB9012” IC</w:t>
+            </w:r>
+          </w:p>
+        </w:tc>
+        <w:tc>
+          <w:tcPr>
+            <w:tcW w:w="0" w:type="auto"/>
+            <w:vAlign w:val="center"/>
+            <w:hideMark/>
+          </w:tcPr>
+          <w:p>
+            <w:r>
+              <w:rPr>
+                <w:rStyle w:val="Strong"/>
+              </w:rPr>
+              <w:t>EC Section</w:t>
+            </w:r>
+          </w:p>
+        </w:tc>
+      </w:tr>
+      <w:tr>
+        <w:trPr>
+          <w:trHeight w:val="421"/>
+          <w:tblCellSpacing w:w="15" w:type="dxa"/>
+        </w:trPr>
+        <w:tc>
+          <w:tcPr>
+            <w:tcW w:w="0" w:type="auto"/>
+            <w:vAlign w:val="center"/>
+            <w:hideMark/>
+          </w:tcPr>
+          <w:p>
+            <w:r>
+              <w:t>BIOS chip 8-pin</w:t>
+            </w:r>
+          </w:p>
+        </w:tc>
+        <w:tc>
+          <w:tcPr>
+            <w:tcW w:w="0" w:type="auto"/>
+            <w:vAlign w:val="center"/>
+            <w:hideMark/>
+          </w:tcPr>
+          <w:p>
+            <w:r>
+              <w:rPr>
+                <w:rStyle w:val="Strong"/>
+              </w:rPr>
+              <w:t>BIOS Section</w:t>
+            </w:r>
+          </w:p>
+        </w:tc>
+      </w:tr>
+      <w:tr>
+        <w:trPr>
+          <w:trHeight w:val="435"/>
+          <w:tblCellSpacing w:w="15" w:type="dxa"/>
+        </w:trPr>
+        <w:tc>
+          <w:tcPr>
+            <w:tcW w:w="0" w:type="auto"/>
+            <w:vAlign w:val="center"/>
+            <w:hideMark/>
+          </w:tcPr>
+          <w:p>
+            <w:r>
+              <w:t>“LCDVDD, BL_EN”</w:t>
+            </w:r>
+          </w:p>
+        </w:tc>
+        <w:tc>
+          <w:tcPr>
+            <w:tcW w:w="0" w:type="auto"/>
+            <w:vAlign w:val="center"/>
+            <w:hideMark/>
+          </w:tcPr>
+          <w:p>
+            <w:r>
+              <w:rPr>
+                <w:rStyle w:val="Strong"/>
+              </w:rPr>
+              <w:t>Display Section</w:t>
+            </w:r>
+          </w:p>
+        </w:tc>
+      </w:tr>
+    </w:tbl>
+    <w:p/>
+    <w:p>
+      <w:r>
+        <w:drawing>
+          <wp:inline distT="0" distB="0" distL="0" distR="0" wp14:anchorId="2760B833" wp14:editId="09608577">
+            <wp:extent cx="6548120" cy="1964690"/>
+            <wp:effectExtent l="0" t="0" r="5080" b="0"/>
+            <wp:docPr id="1" name="Picture 1"/>
+            <wp:cNvGraphicFramePr>
+              <a:graphicFrameLocks xmlns:a="http://schemas.openxmlformats.org/drawingml/2006/main" noChangeAspect="1"/>
+            </wp:cNvGraphicFramePr>
+            <a:graphic xmlns:a="http://schemas.openxmlformats.org/drawingml/2006/main">
+              <a:graphicData uri="http://schemas.openxmlformats.org/drawingml/2006/picture">
+                <pic:pic xmlns:pic="http://schemas.openxmlformats.org/drawingml/2006/picture">
+                  <pic:nvPicPr>
+                    <pic:cNvPr id="1" name=""/>
+                    <pic:cNvPicPr/>
+                  </pic:nvPicPr>
+                  <pic:blipFill>
+                    <a:blip r:embed="rId5"/>
+                    <a:stretch>
+                      <a:fillRect/>
+                    </a:stretch>
+                  </pic:blipFill>
+                  <pic:spPr>
+                    <a:xfrm>
+                      <a:off x="0" y="0"/>
+                      <a:ext cx="6548120" cy="1964690"/>
+                    </a:xfrm>
+                    <a:prstGeom prst="rect">
+                      <a:avLst/>
+                    </a:prstGeom>
+                  </pic:spPr>
+                </pic:pic>
+              </a:graphicData>
+            </a:graphic>
+          </wp:inline>
+        </w:drawing>
       </w:r>
     </w:p>
     <w:sectPr>
